--- a/methods_and_means_of_cryptographic_information_protection/docs/reports/2/practics/2/11/Ковалев Д.П ВКБ43 ПР2.docx
+++ b/methods_and_means_of_cryptographic_information_protection/docs/reports/2/practics/2/11/Ковалев Д.П ВКБ43 ПР2.docx
@@ -22,7 +22,7 @@
           <w:szCs w:val="22"/>
         </w:rPr>
         <w:drawing>
-          <wp:inline distT="0" distB="0" distL="0" distR="0" wp14:anchorId="3388D19E" wp14:editId="2C161C54">
+          <wp:inline distT="0" distB="0" distL="0" distR="0" wp14:anchorId="3388D19E" wp14:editId="29C53510">
             <wp:extent cx="640080" cy="685800"/>
             <wp:effectExtent l="0" t="0" r="7620" b="0"/>
             <wp:docPr id="45" name="Рисунок 45"/>
@@ -308,7 +308,17 @@
           <w:szCs w:val="28"/>
           <w:lang w:eastAsia="en-US"/>
         </w:rPr>
-        <w:t>Лабораторная работа №</w:t>
+        <w:t>Практическая</w:t>
+      </w:r>
+      <w:r>
+        <w:rPr>
+          <w:rFonts w:eastAsiaTheme="minorHAnsi"/>
+          <w:b/>
+          <w:sz w:val="28"/>
+          <w:szCs w:val="28"/>
+          <w:lang w:eastAsia="en-US"/>
+        </w:rPr>
+        <w:t xml:space="preserve"> работа №</w:t>
       </w:r>
       <w:r>
         <w:rPr>
@@ -626,7 +636,6 @@
         </w:rPr>
         <w:t xml:space="preserve"> </w:t>
       </w:r>
-      <w:proofErr w:type="spellStart"/>
       <w:r>
         <w:rPr>
           <w:rFonts w:eastAsiaTheme="minorHAnsi"/>
@@ -635,18 +644,7 @@
           <w:szCs w:val="28"/>
           <w:lang w:eastAsia="en-US"/>
         </w:rPr>
-        <w:t>Дедиченко</w:t>
-      </w:r>
-      <w:proofErr w:type="spellEnd"/>
-      <w:r>
-        <w:rPr>
-          <w:rFonts w:eastAsiaTheme="minorHAnsi"/>
-          <w:bCs/>
-          <w:sz w:val="28"/>
-          <w:szCs w:val="28"/>
-          <w:lang w:eastAsia="en-US"/>
-        </w:rPr>
-        <w:t xml:space="preserve"> Д.В.</w:t>
+        <w:t>Дедиченко Д.В.</w:t>
       </w:r>
     </w:p>
     <w:p>
@@ -2079,7 +2077,6 @@
         </w:rPr>
         <w:t>(</w:t>
       </w:r>
-      <w:proofErr w:type="spellStart"/>
       <w:r>
         <w:rPr>
           <w:sz w:val="28"/>
@@ -2088,7 +2085,6 @@
         </w:rPr>
         <w:t>i</w:t>
       </w:r>
-      <w:proofErr w:type="spellEnd"/>
       <w:r>
         <w:rPr>
           <w:sz w:val="28"/>
@@ -2118,7 +2114,6 @@
         </w:rPr>
         <w:t>(</w:t>
       </w:r>
-      <w:proofErr w:type="spellStart"/>
       <w:r>
         <w:rPr>
           <w:sz w:val="28"/>
@@ -2127,7 +2122,6 @@
         </w:rPr>
         <w:t>i</w:t>
       </w:r>
-      <w:proofErr w:type="spellEnd"/>
       <w:r>
         <w:rPr>
           <w:sz w:val="28"/>
@@ -2561,43 +2555,7 @@
           <w:szCs w:val="28"/>
           <w:lang w:val="en-US"/>
         </w:rPr>
-        <w:t xml:space="preserve">python -m </w:t>
-      </w:r>
-      <w:proofErr w:type="spellStart"/>
-      <w:r>
-        <w:rPr>
-          <w:sz w:val="28"/>
-          <w:szCs w:val="28"/>
-          <w:lang w:val="en-US"/>
-        </w:rPr>
-        <w:t>cryptography_methods.cli</w:t>
-      </w:r>
-      <w:proofErr w:type="spellEnd"/>
-      <w:r>
-        <w:rPr>
-          <w:sz w:val="28"/>
-          <w:szCs w:val="28"/>
-          <w:lang w:val="en-US"/>
-        </w:rPr>
-        <w:t xml:space="preserve"> primality-check find-in-interval -</w:t>
-      </w:r>
-      <w:proofErr w:type="spellStart"/>
-      <w:r>
-        <w:rPr>
-          <w:sz w:val="28"/>
-          <w:szCs w:val="28"/>
-          <w:lang w:val="en-US"/>
-        </w:rPr>
-        <w:t>tp</w:t>
-      </w:r>
-      <w:proofErr w:type="spellEnd"/>
-      <w:r>
-        <w:rPr>
-          <w:sz w:val="28"/>
-          <w:szCs w:val="28"/>
-          <w:lang w:val="en-US"/>
-        </w:rPr>
-        <w:t xml:space="preserve"> 5 -fb 1</w:t>
+        <w:t>python -m cryptography_methods.cli primality-check find-in-interval -tp 5 -fb 1</w:t>
       </w:r>
       <w:r>
         <w:rPr>
@@ -3020,42 +2978,129 @@
           <w:sz w:val="28"/>
           <w:szCs w:val="28"/>
         </w:rPr>
-        <w:t xml:space="preserve">Формула приближения k-го простого числа: p(k) ≈ k · </w:t>
-      </w:r>
-      <w:proofErr w:type="spellStart"/>
-      <w:r>
-        <w:rPr>
-          <w:sz w:val="28"/>
-          <w:szCs w:val="28"/>
+        <w:t>Формула приближения k-го простого числа: p(k) ≈ k · ln(k)</w:t>
+      </w:r>
+      <w:r>
+        <w:rPr>
+          <w:sz w:val="28"/>
+          <w:szCs w:val="28"/>
+        </w:rPr>
+        <w:t xml:space="preserve">. </w:t>
+      </w:r>
+    </w:p>
+    <w:p>
+      <w:pPr>
+        <w:spacing w:line="360" w:lineRule="auto"/>
+        <w:ind w:firstLine="708"/>
+        <w:jc w:val="both"/>
+        <w:rPr>
+          <w:sz w:val="28"/>
+          <w:szCs w:val="28"/>
+        </w:rPr>
+      </w:pPr>
+      <w:r>
+        <w:rPr>
+          <w:sz w:val="28"/>
+          <w:szCs w:val="28"/>
+          <w:lang w:val="en-US"/>
+        </w:rPr>
+        <w:t>k</w:t>
+      </w:r>
+      <w:r>
+        <w:rPr>
+          <w:sz w:val="28"/>
+          <w:szCs w:val="28"/>
+        </w:rPr>
+        <w:t xml:space="preserve"> = 10</w:t>
+      </w:r>
+    </w:p>
+    <w:p>
+      <w:pPr>
+        <w:spacing w:line="360" w:lineRule="auto"/>
+        <w:ind w:firstLine="708"/>
+        <w:jc w:val="both"/>
+        <w:rPr>
+          <w:sz w:val="28"/>
+          <w:szCs w:val="28"/>
+        </w:rPr>
+      </w:pPr>
+      <w:r>
+        <w:rPr>
+          <w:sz w:val="28"/>
+          <w:szCs w:val="28"/>
+        </w:rPr>
+        <w:t xml:space="preserve">  - </w:t>
+      </w:r>
+      <w:r>
+        <w:rPr>
+          <w:sz w:val="28"/>
+          <w:szCs w:val="28"/>
+          <w:lang w:val="en-US"/>
+        </w:rPr>
+        <w:t>p</w:t>
+      </w:r>
+      <w:r>
+        <w:rPr>
+          <w:sz w:val="28"/>
+          <w:szCs w:val="28"/>
+        </w:rPr>
+        <w:t>(10) = 29 (реальное 10-е простое)</w:t>
+      </w:r>
+    </w:p>
+    <w:p>
+      <w:pPr>
+        <w:spacing w:line="360" w:lineRule="auto"/>
+        <w:ind w:firstLine="708"/>
+        <w:jc w:val="both"/>
+        <w:rPr>
+          <w:sz w:val="28"/>
+          <w:szCs w:val="28"/>
+        </w:rPr>
+      </w:pPr>
+      <w:r>
+        <w:rPr>
+          <w:sz w:val="28"/>
+          <w:szCs w:val="28"/>
+        </w:rPr>
+        <w:t xml:space="preserve">  </w:t>
+      </w:r>
+      <w:r>
+        <w:rPr>
+          <w:sz w:val="28"/>
+          <w:szCs w:val="28"/>
+        </w:rPr>
+        <w:t xml:space="preserve">- </w:t>
+      </w:r>
+      <w:r>
+        <w:rPr>
+          <w:sz w:val="28"/>
+          <w:szCs w:val="28"/>
+          <w:lang w:val="en-US"/>
+        </w:rPr>
+        <w:t>k</w:t>
+      </w:r>
+      <w:r>
+        <w:rPr>
+          <w:sz w:val="28"/>
+          <w:szCs w:val="28"/>
+        </w:rPr>
+        <w:t xml:space="preserve"> · </w:t>
+      </w:r>
+      <w:r>
+        <w:rPr>
+          <w:sz w:val="28"/>
+          <w:szCs w:val="28"/>
+          <w:lang w:val="en-US"/>
         </w:rPr>
         <w:t>ln</w:t>
       </w:r>
-      <w:proofErr w:type="spellEnd"/>
-      <w:r>
-        <w:rPr>
-          <w:sz w:val="28"/>
-          <w:szCs w:val="28"/>
-        </w:rPr>
-        <w:t>(k)</w:t>
-      </w:r>
-      <w:r>
-        <w:rPr>
-          <w:sz w:val="28"/>
-          <w:szCs w:val="28"/>
-        </w:rPr>
-        <w:t xml:space="preserve">. </w:t>
-      </w:r>
-    </w:p>
-    <w:p>
-      <w:pPr>
-        <w:spacing w:line="360" w:lineRule="auto"/>
-        <w:ind w:firstLine="708"/>
-        <w:jc w:val="both"/>
-        <w:rPr>
-          <w:sz w:val="28"/>
-          <w:szCs w:val="28"/>
-        </w:rPr>
-      </w:pPr>
+      <w:r>
+        <w:rPr>
+          <w:sz w:val="28"/>
+          <w:szCs w:val="28"/>
+        </w:rPr>
+        <w:t>(</w:t>
+      </w:r>
       <w:r>
         <w:rPr>
           <w:sz w:val="28"/>
@@ -3069,7 +3114,22 @@
           <w:sz w:val="28"/>
           <w:szCs w:val="28"/>
         </w:rPr>
-        <w:t xml:space="preserve"> = 10</w:t>
+        <w:t xml:space="preserve">) = 10 · </w:t>
+      </w:r>
+      <w:r>
+        <w:rPr>
+          <w:sz w:val="28"/>
+          <w:szCs w:val="28"/>
+          <w:lang w:val="en-US"/>
+        </w:rPr>
+        <w:t>ln</w:t>
+      </w:r>
+      <w:r>
+        <w:rPr>
+          <w:sz w:val="28"/>
+          <w:szCs w:val="28"/>
+        </w:rPr>
+        <w:t>(10) = 10 · 2.3026 = 23.026</w:t>
       </w:r>
     </w:p>
     <w:p>
@@ -3095,6 +3155,65 @@
           <w:szCs w:val="28"/>
           <w:lang w:val="en-US"/>
         </w:rPr>
+        <w:t>δ</w:t>
+      </w:r>
+      <w:r>
+        <w:rPr>
+          <w:sz w:val="28"/>
+          <w:szCs w:val="28"/>
+        </w:rPr>
+        <w:t xml:space="preserve"> = |29 − 23.026| / 29 · 100% = 5.974 / 29 · 100% = 20.60%</w:t>
+      </w:r>
+    </w:p>
+    <w:p>
+      <w:pPr>
+        <w:spacing w:line="360" w:lineRule="auto"/>
+        <w:ind w:firstLine="708"/>
+        <w:jc w:val="both"/>
+        <w:rPr>
+          <w:sz w:val="28"/>
+          <w:szCs w:val="28"/>
+        </w:rPr>
+      </w:pPr>
+      <w:r>
+        <w:rPr>
+          <w:sz w:val="28"/>
+          <w:szCs w:val="28"/>
+          <w:lang w:val="en-US"/>
+        </w:rPr>
+        <w:t>k</w:t>
+      </w:r>
+      <w:r>
+        <w:rPr>
+          <w:sz w:val="28"/>
+          <w:szCs w:val="28"/>
+        </w:rPr>
+        <w:t xml:space="preserve"> = 15</w:t>
+      </w:r>
+    </w:p>
+    <w:p>
+      <w:pPr>
+        <w:spacing w:line="360" w:lineRule="auto"/>
+        <w:ind w:firstLine="708"/>
+        <w:jc w:val="both"/>
+        <w:rPr>
+          <w:sz w:val="28"/>
+          <w:szCs w:val="28"/>
+        </w:rPr>
+      </w:pPr>
+      <w:r>
+        <w:rPr>
+          <w:sz w:val="28"/>
+          <w:szCs w:val="28"/>
+        </w:rPr>
+        <w:t xml:space="preserve">  - </w:t>
+      </w:r>
+      <w:r>
+        <w:rPr>
+          <w:sz w:val="28"/>
+          <w:szCs w:val="28"/>
+          <w:lang w:val="en-US"/>
+        </w:rPr>
         <w:t>p</w:t>
       </w:r>
       <w:r>
@@ -3102,7 +3221,314 @@
           <w:sz w:val="28"/>
           <w:szCs w:val="28"/>
         </w:rPr>
-        <w:t>(10) = 29 (реальное 10-е простое)</w:t>
+        <w:t>(15) = 47</w:t>
+      </w:r>
+    </w:p>
+    <w:p>
+      <w:pPr>
+        <w:spacing w:line="360" w:lineRule="auto"/>
+        <w:ind w:firstLine="708"/>
+        <w:jc w:val="both"/>
+        <w:rPr>
+          <w:sz w:val="28"/>
+          <w:szCs w:val="28"/>
+        </w:rPr>
+      </w:pPr>
+      <w:r>
+        <w:rPr>
+          <w:sz w:val="28"/>
+          <w:szCs w:val="28"/>
+        </w:rPr>
+        <w:t xml:space="preserve">  - </w:t>
+      </w:r>
+      <w:r>
+        <w:rPr>
+          <w:sz w:val="28"/>
+          <w:szCs w:val="28"/>
+          <w:lang w:val="en-US"/>
+        </w:rPr>
+        <w:t>k</w:t>
+      </w:r>
+      <w:r>
+        <w:rPr>
+          <w:sz w:val="28"/>
+          <w:szCs w:val="28"/>
+        </w:rPr>
+        <w:t xml:space="preserve"> · </w:t>
+      </w:r>
+      <w:r>
+        <w:rPr>
+          <w:sz w:val="28"/>
+          <w:szCs w:val="28"/>
+          <w:lang w:val="en-US"/>
+        </w:rPr>
+        <w:t>ln</w:t>
+      </w:r>
+      <w:r>
+        <w:rPr>
+          <w:sz w:val="28"/>
+          <w:szCs w:val="28"/>
+        </w:rPr>
+        <w:t>(</w:t>
+      </w:r>
+      <w:r>
+        <w:rPr>
+          <w:sz w:val="28"/>
+          <w:szCs w:val="28"/>
+          <w:lang w:val="en-US"/>
+        </w:rPr>
+        <w:t>k</w:t>
+      </w:r>
+      <w:r>
+        <w:rPr>
+          <w:sz w:val="28"/>
+          <w:szCs w:val="28"/>
+        </w:rPr>
+        <w:t xml:space="preserve">) = 15 · </w:t>
+      </w:r>
+      <w:r>
+        <w:rPr>
+          <w:sz w:val="28"/>
+          <w:szCs w:val="28"/>
+          <w:lang w:val="en-US"/>
+        </w:rPr>
+        <w:t>ln</w:t>
+      </w:r>
+      <w:r>
+        <w:rPr>
+          <w:sz w:val="28"/>
+          <w:szCs w:val="28"/>
+        </w:rPr>
+        <w:t>(15) = 15 · 2.7081 = 40.621</w:t>
+      </w:r>
+    </w:p>
+    <w:p>
+      <w:pPr>
+        <w:spacing w:line="360" w:lineRule="auto"/>
+        <w:ind w:firstLine="708"/>
+        <w:jc w:val="both"/>
+        <w:rPr>
+          <w:sz w:val="28"/>
+          <w:szCs w:val="28"/>
+        </w:rPr>
+      </w:pPr>
+      <w:r>
+        <w:rPr>
+          <w:sz w:val="28"/>
+          <w:szCs w:val="28"/>
+        </w:rPr>
+        <w:t xml:space="preserve">  - </w:t>
+      </w:r>
+      <w:r>
+        <w:rPr>
+          <w:sz w:val="28"/>
+          <w:szCs w:val="28"/>
+          <w:lang w:val="en-US"/>
+        </w:rPr>
+        <w:t>δ</w:t>
+      </w:r>
+      <w:r>
+        <w:rPr>
+          <w:sz w:val="28"/>
+          <w:szCs w:val="28"/>
+        </w:rPr>
+        <w:t xml:space="preserve"> = |47 − 40.621| / 47 · 100% = 6.379 / 47 · 100% = 13.57%</w:t>
+      </w:r>
+    </w:p>
+    <w:p>
+      <w:pPr>
+        <w:spacing w:line="360" w:lineRule="auto"/>
+        <w:ind w:firstLine="708"/>
+        <w:jc w:val="both"/>
+        <w:rPr>
+          <w:sz w:val="28"/>
+          <w:szCs w:val="28"/>
+        </w:rPr>
+      </w:pPr>
+      <w:r>
+        <w:rPr>
+          <w:sz w:val="28"/>
+          <w:szCs w:val="28"/>
+          <w:lang w:val="en-US"/>
+        </w:rPr>
+        <w:t>k</w:t>
+      </w:r>
+      <w:r>
+        <w:rPr>
+          <w:sz w:val="28"/>
+          <w:szCs w:val="28"/>
+        </w:rPr>
+        <w:t xml:space="preserve"> = 20</w:t>
+      </w:r>
+    </w:p>
+    <w:p>
+      <w:pPr>
+        <w:spacing w:line="360" w:lineRule="auto"/>
+        <w:ind w:firstLine="708"/>
+        <w:jc w:val="both"/>
+        <w:rPr>
+          <w:sz w:val="28"/>
+          <w:szCs w:val="28"/>
+        </w:rPr>
+      </w:pPr>
+      <w:r>
+        <w:rPr>
+          <w:sz w:val="28"/>
+          <w:szCs w:val="28"/>
+        </w:rPr>
+        <w:t xml:space="preserve">  - </w:t>
+      </w:r>
+      <w:r>
+        <w:rPr>
+          <w:sz w:val="28"/>
+          <w:szCs w:val="28"/>
+          <w:lang w:val="en-US"/>
+        </w:rPr>
+        <w:t>p</w:t>
+      </w:r>
+      <w:r>
+        <w:rPr>
+          <w:sz w:val="28"/>
+          <w:szCs w:val="28"/>
+        </w:rPr>
+        <w:t>(20) = 71</w:t>
+      </w:r>
+    </w:p>
+    <w:p>
+      <w:pPr>
+        <w:spacing w:line="360" w:lineRule="auto"/>
+        <w:ind w:firstLine="708"/>
+        <w:jc w:val="both"/>
+        <w:rPr>
+          <w:sz w:val="28"/>
+          <w:szCs w:val="28"/>
+        </w:rPr>
+      </w:pPr>
+      <w:r>
+        <w:rPr>
+          <w:sz w:val="28"/>
+          <w:szCs w:val="28"/>
+        </w:rPr>
+        <w:t xml:space="preserve">  - </w:t>
+      </w:r>
+      <w:r>
+        <w:rPr>
+          <w:sz w:val="28"/>
+          <w:szCs w:val="28"/>
+          <w:lang w:val="en-US"/>
+        </w:rPr>
+        <w:t>k</w:t>
+      </w:r>
+      <w:r>
+        <w:rPr>
+          <w:sz w:val="28"/>
+          <w:szCs w:val="28"/>
+        </w:rPr>
+        <w:t xml:space="preserve"> · </w:t>
+      </w:r>
+      <w:r>
+        <w:rPr>
+          <w:sz w:val="28"/>
+          <w:szCs w:val="28"/>
+          <w:lang w:val="en-US"/>
+        </w:rPr>
+        <w:t>ln</w:t>
+      </w:r>
+      <w:r>
+        <w:rPr>
+          <w:sz w:val="28"/>
+          <w:szCs w:val="28"/>
+        </w:rPr>
+        <w:t>(</w:t>
+      </w:r>
+      <w:r>
+        <w:rPr>
+          <w:sz w:val="28"/>
+          <w:szCs w:val="28"/>
+          <w:lang w:val="en-US"/>
+        </w:rPr>
+        <w:t>k</w:t>
+      </w:r>
+      <w:r>
+        <w:rPr>
+          <w:sz w:val="28"/>
+          <w:szCs w:val="28"/>
+        </w:rPr>
+        <w:t xml:space="preserve">) = 20 · </w:t>
+      </w:r>
+      <w:r>
+        <w:rPr>
+          <w:sz w:val="28"/>
+          <w:szCs w:val="28"/>
+          <w:lang w:val="en-US"/>
+        </w:rPr>
+        <w:t>ln</w:t>
+      </w:r>
+      <w:r>
+        <w:rPr>
+          <w:sz w:val="28"/>
+          <w:szCs w:val="28"/>
+        </w:rPr>
+        <w:t>(20) = 20 · 2.9957 = 59.915</w:t>
+      </w:r>
+    </w:p>
+    <w:p>
+      <w:pPr>
+        <w:spacing w:line="360" w:lineRule="auto"/>
+        <w:ind w:firstLine="708"/>
+        <w:jc w:val="both"/>
+        <w:rPr>
+          <w:sz w:val="28"/>
+          <w:szCs w:val="28"/>
+        </w:rPr>
+      </w:pPr>
+      <w:r>
+        <w:rPr>
+          <w:sz w:val="28"/>
+          <w:szCs w:val="28"/>
+        </w:rPr>
+        <w:t xml:space="preserve">  - </w:t>
+      </w:r>
+      <w:r>
+        <w:rPr>
+          <w:sz w:val="28"/>
+          <w:szCs w:val="28"/>
+          <w:lang w:val="en-US"/>
+        </w:rPr>
+        <w:t>δ</w:t>
+      </w:r>
+      <w:r>
+        <w:rPr>
+          <w:sz w:val="28"/>
+          <w:szCs w:val="28"/>
+        </w:rPr>
+        <w:t xml:space="preserve"> = |71 − 59.915| / 71 · 100% = 11.085 / 71 · 100% = 15.61%</w:t>
+      </w:r>
+    </w:p>
+    <w:p>
+      <w:pPr>
+        <w:spacing w:line="360" w:lineRule="auto"/>
+        <w:ind w:firstLine="708"/>
+        <w:jc w:val="both"/>
+        <w:rPr>
+          <w:sz w:val="28"/>
+          <w:szCs w:val="28"/>
+        </w:rPr>
+      </w:pPr>
+      <w:r>
+        <w:rPr>
+          <w:sz w:val="28"/>
+          <w:szCs w:val="28"/>
+          <w:lang w:val="en-US"/>
+        </w:rPr>
+        <w:t>k</w:t>
+      </w:r>
+      <w:r>
+        <w:rPr>
+          <w:sz w:val="28"/>
+          <w:szCs w:val="28"/>
+        </w:rPr>
+        <w:t xml:space="preserve"> = 30</w:t>
       </w:r>
     </w:p>
     <w:p>
@@ -3135,6 +3561,39 @@
           <w:szCs w:val="28"/>
           <w:lang w:val="en-US"/>
         </w:rPr>
+        <w:t>p</w:t>
+      </w:r>
+      <w:r>
+        <w:rPr>
+          <w:sz w:val="28"/>
+          <w:szCs w:val="28"/>
+        </w:rPr>
+        <w:t>(30) = 113</w:t>
+      </w:r>
+    </w:p>
+    <w:p>
+      <w:pPr>
+        <w:spacing w:line="360" w:lineRule="auto"/>
+        <w:ind w:firstLine="708"/>
+        <w:jc w:val="both"/>
+        <w:rPr>
+          <w:sz w:val="28"/>
+          <w:szCs w:val="28"/>
+        </w:rPr>
+      </w:pPr>
+      <w:r>
+        <w:rPr>
+          <w:sz w:val="28"/>
+          <w:szCs w:val="28"/>
+        </w:rPr>
+        <w:t xml:space="preserve">  - </w:t>
+      </w:r>
+      <w:r>
+        <w:rPr>
+          <w:sz w:val="28"/>
+          <w:szCs w:val="28"/>
+          <w:lang w:val="en-US"/>
+        </w:rPr>
         <w:t>k</w:t>
       </w:r>
       <w:r>
@@ -3172,7 +3631,7 @@
           <w:sz w:val="28"/>
           <w:szCs w:val="28"/>
         </w:rPr>
-        <w:t xml:space="preserve">) = 10 · </w:t>
+        <w:t xml:space="preserve">) = 30 · </w:t>
       </w:r>
       <w:r>
         <w:rPr>
@@ -3187,7 +3646,7 @@
           <w:sz w:val="28"/>
           <w:szCs w:val="28"/>
         </w:rPr>
-        <w:t>(10) = 10 · 2.3026 = 23.026</w:t>
+        <w:t>(30) = 30 · 3.4012 = 102.036</w:t>
       </w:r>
     </w:p>
     <w:p>
@@ -3220,7 +3679,7 @@
           <w:sz w:val="28"/>
           <w:szCs w:val="28"/>
         </w:rPr>
-        <w:t xml:space="preserve"> = |29 − 23.026| / 29 · 100% = 5.974 / 29 · 100% = 20.60%</w:t>
+        <w:t xml:space="preserve"> = |113 − 102.036| / 113 · 100% = 10.964 / 113 · 100% = 9.70%</w:t>
       </w:r>
     </w:p>
     <w:p>
@@ -3246,347 +3705,7 @@
           <w:sz w:val="28"/>
           <w:szCs w:val="28"/>
         </w:rPr>
-        <w:t xml:space="preserve"> = 15</w:t>
-      </w:r>
-    </w:p>
-    <w:p>
-      <w:pPr>
-        <w:spacing w:line="360" w:lineRule="auto"/>
-        <w:ind w:firstLine="708"/>
-        <w:jc w:val="both"/>
-        <w:rPr>
-          <w:sz w:val="28"/>
-          <w:szCs w:val="28"/>
-        </w:rPr>
-      </w:pPr>
-      <w:r>
-        <w:rPr>
-          <w:sz w:val="28"/>
-          <w:szCs w:val="28"/>
-        </w:rPr>
-        <w:t xml:space="preserve">  - </w:t>
-      </w:r>
-      <w:r>
-        <w:rPr>
-          <w:sz w:val="28"/>
-          <w:szCs w:val="28"/>
-          <w:lang w:val="en-US"/>
-        </w:rPr>
-        <w:t>p</w:t>
-      </w:r>
-      <w:r>
-        <w:rPr>
-          <w:sz w:val="28"/>
-          <w:szCs w:val="28"/>
-        </w:rPr>
-        <w:t>(15) = 47</w:t>
-      </w:r>
-    </w:p>
-    <w:p>
-      <w:pPr>
-        <w:spacing w:line="360" w:lineRule="auto"/>
-        <w:ind w:firstLine="708"/>
-        <w:jc w:val="both"/>
-        <w:rPr>
-          <w:sz w:val="28"/>
-          <w:szCs w:val="28"/>
-        </w:rPr>
-      </w:pPr>
-      <w:r>
-        <w:rPr>
-          <w:sz w:val="28"/>
-          <w:szCs w:val="28"/>
-        </w:rPr>
-        <w:t xml:space="preserve">  - </w:t>
-      </w:r>
-      <w:r>
-        <w:rPr>
-          <w:sz w:val="28"/>
-          <w:szCs w:val="28"/>
-          <w:lang w:val="en-US"/>
-        </w:rPr>
-        <w:t>k</w:t>
-      </w:r>
-      <w:r>
-        <w:rPr>
-          <w:sz w:val="28"/>
-          <w:szCs w:val="28"/>
-        </w:rPr>
-        <w:t xml:space="preserve"> · </w:t>
-      </w:r>
-      <w:r>
-        <w:rPr>
-          <w:sz w:val="28"/>
-          <w:szCs w:val="28"/>
-          <w:lang w:val="en-US"/>
-        </w:rPr>
-        <w:t>ln</w:t>
-      </w:r>
-      <w:r>
-        <w:rPr>
-          <w:sz w:val="28"/>
-          <w:szCs w:val="28"/>
-        </w:rPr>
-        <w:t>(</w:t>
-      </w:r>
-      <w:r>
-        <w:rPr>
-          <w:sz w:val="28"/>
-          <w:szCs w:val="28"/>
-          <w:lang w:val="en-US"/>
-        </w:rPr>
-        <w:t>k</w:t>
-      </w:r>
-      <w:r>
-        <w:rPr>
-          <w:sz w:val="28"/>
-          <w:szCs w:val="28"/>
-        </w:rPr>
-        <w:t xml:space="preserve">) = 15 · </w:t>
-      </w:r>
-      <w:r>
-        <w:rPr>
-          <w:sz w:val="28"/>
-          <w:szCs w:val="28"/>
-          <w:lang w:val="en-US"/>
-        </w:rPr>
-        <w:t>ln</w:t>
-      </w:r>
-      <w:r>
-        <w:rPr>
-          <w:sz w:val="28"/>
-          <w:szCs w:val="28"/>
-        </w:rPr>
-        <w:t>(15) = 15 · 2.7081 = 40.621</w:t>
-      </w:r>
-    </w:p>
-    <w:p>
-      <w:pPr>
-        <w:spacing w:line="360" w:lineRule="auto"/>
-        <w:ind w:firstLine="708"/>
-        <w:jc w:val="both"/>
-        <w:rPr>
-          <w:sz w:val="28"/>
-          <w:szCs w:val="28"/>
-        </w:rPr>
-      </w:pPr>
-      <w:r>
-        <w:rPr>
-          <w:sz w:val="28"/>
-          <w:szCs w:val="28"/>
-        </w:rPr>
-        <w:t xml:space="preserve">  - </w:t>
-      </w:r>
-      <w:r>
-        <w:rPr>
-          <w:sz w:val="28"/>
-          <w:szCs w:val="28"/>
-          <w:lang w:val="en-US"/>
-        </w:rPr>
-        <w:t>δ</w:t>
-      </w:r>
-      <w:r>
-        <w:rPr>
-          <w:sz w:val="28"/>
-          <w:szCs w:val="28"/>
-        </w:rPr>
-        <w:t xml:space="preserve"> = |47 − 40.621| / 47 · 100% = 6.379 / 47 · 100% = 13.57%</w:t>
-      </w:r>
-    </w:p>
-    <w:p>
-      <w:pPr>
-        <w:spacing w:line="360" w:lineRule="auto"/>
-        <w:ind w:firstLine="708"/>
-        <w:jc w:val="both"/>
-        <w:rPr>
-          <w:sz w:val="28"/>
-          <w:szCs w:val="28"/>
-        </w:rPr>
-      </w:pPr>
-      <w:r>
-        <w:rPr>
-          <w:sz w:val="28"/>
-          <w:szCs w:val="28"/>
-          <w:lang w:val="en-US"/>
-        </w:rPr>
-        <w:t>k</w:t>
-      </w:r>
-      <w:r>
-        <w:rPr>
-          <w:sz w:val="28"/>
-          <w:szCs w:val="28"/>
-        </w:rPr>
-        <w:t xml:space="preserve"> = 20</w:t>
-      </w:r>
-    </w:p>
-    <w:p>
-      <w:pPr>
-        <w:spacing w:line="360" w:lineRule="auto"/>
-        <w:ind w:firstLine="708"/>
-        <w:jc w:val="both"/>
-        <w:rPr>
-          <w:sz w:val="28"/>
-          <w:szCs w:val="28"/>
-        </w:rPr>
-      </w:pPr>
-      <w:r>
-        <w:rPr>
-          <w:sz w:val="28"/>
-          <w:szCs w:val="28"/>
-        </w:rPr>
-        <w:t xml:space="preserve">  - </w:t>
-      </w:r>
-      <w:r>
-        <w:rPr>
-          <w:sz w:val="28"/>
-          <w:szCs w:val="28"/>
-          <w:lang w:val="en-US"/>
-        </w:rPr>
-        <w:t>p</w:t>
-      </w:r>
-      <w:r>
-        <w:rPr>
-          <w:sz w:val="28"/>
-          <w:szCs w:val="28"/>
-        </w:rPr>
-        <w:t>(20) = 71</w:t>
-      </w:r>
-    </w:p>
-    <w:p>
-      <w:pPr>
-        <w:spacing w:line="360" w:lineRule="auto"/>
-        <w:ind w:firstLine="708"/>
-        <w:jc w:val="both"/>
-        <w:rPr>
-          <w:sz w:val="28"/>
-          <w:szCs w:val="28"/>
-        </w:rPr>
-      </w:pPr>
-      <w:r>
-        <w:rPr>
-          <w:sz w:val="28"/>
-          <w:szCs w:val="28"/>
-        </w:rPr>
-        <w:t xml:space="preserve">  - </w:t>
-      </w:r>
-      <w:r>
-        <w:rPr>
-          <w:sz w:val="28"/>
-          <w:szCs w:val="28"/>
-          <w:lang w:val="en-US"/>
-        </w:rPr>
-        <w:t>k</w:t>
-      </w:r>
-      <w:r>
-        <w:rPr>
-          <w:sz w:val="28"/>
-          <w:szCs w:val="28"/>
-        </w:rPr>
-        <w:t xml:space="preserve"> · </w:t>
-      </w:r>
-      <w:r>
-        <w:rPr>
-          <w:sz w:val="28"/>
-          <w:szCs w:val="28"/>
-          <w:lang w:val="en-US"/>
-        </w:rPr>
-        <w:t>ln</w:t>
-      </w:r>
-      <w:r>
-        <w:rPr>
-          <w:sz w:val="28"/>
-          <w:szCs w:val="28"/>
-        </w:rPr>
-        <w:t>(</w:t>
-      </w:r>
-      <w:r>
-        <w:rPr>
-          <w:sz w:val="28"/>
-          <w:szCs w:val="28"/>
-          <w:lang w:val="en-US"/>
-        </w:rPr>
-        <w:t>k</w:t>
-      </w:r>
-      <w:r>
-        <w:rPr>
-          <w:sz w:val="28"/>
-          <w:szCs w:val="28"/>
-        </w:rPr>
-        <w:t xml:space="preserve">) = 20 · </w:t>
-      </w:r>
-      <w:r>
-        <w:rPr>
-          <w:sz w:val="28"/>
-          <w:szCs w:val="28"/>
-          <w:lang w:val="en-US"/>
-        </w:rPr>
-        <w:t>ln</w:t>
-      </w:r>
-      <w:r>
-        <w:rPr>
-          <w:sz w:val="28"/>
-          <w:szCs w:val="28"/>
-        </w:rPr>
-        <w:t>(20) = 20 · 2.9957 = 59.915</w:t>
-      </w:r>
-    </w:p>
-    <w:p>
-      <w:pPr>
-        <w:spacing w:line="360" w:lineRule="auto"/>
-        <w:ind w:firstLine="708"/>
-        <w:jc w:val="both"/>
-        <w:rPr>
-          <w:sz w:val="28"/>
-          <w:szCs w:val="28"/>
-        </w:rPr>
-      </w:pPr>
-      <w:r>
-        <w:rPr>
-          <w:sz w:val="28"/>
-          <w:szCs w:val="28"/>
-        </w:rPr>
-        <w:t xml:space="preserve">  - </w:t>
-      </w:r>
-      <w:r>
-        <w:rPr>
-          <w:sz w:val="28"/>
-          <w:szCs w:val="28"/>
-          <w:lang w:val="en-US"/>
-        </w:rPr>
-        <w:t>δ</w:t>
-      </w:r>
-      <w:r>
-        <w:rPr>
-          <w:sz w:val="28"/>
-          <w:szCs w:val="28"/>
-        </w:rPr>
-        <w:t xml:space="preserve"> = |71 − 59.915| / 71 · 100% = 11.085 / 71 · 100% = 15.61%</w:t>
-      </w:r>
-    </w:p>
-    <w:p>
-      <w:pPr>
-        <w:spacing w:line="360" w:lineRule="auto"/>
-        <w:ind w:firstLine="708"/>
-        <w:jc w:val="both"/>
-        <w:rPr>
-          <w:sz w:val="28"/>
-          <w:szCs w:val="28"/>
-        </w:rPr>
-      </w:pPr>
-      <w:r>
-        <w:rPr>
-          <w:sz w:val="28"/>
-          <w:szCs w:val="28"/>
-          <w:lang w:val="en-US"/>
-        </w:rPr>
-        <w:t>k</w:t>
-      </w:r>
-      <w:r>
-        <w:rPr>
-          <w:sz w:val="28"/>
-          <w:szCs w:val="28"/>
-        </w:rPr>
-        <w:t xml:space="preserve"> = 30</w:t>
+        <w:t xml:space="preserve"> = 35</w:t>
       </w:r>
     </w:p>
     <w:p>
@@ -3613,87 +3732,7 @@
           <w:szCs w:val="28"/>
           <w:lang w:val="en-US"/>
         </w:rPr>
-        <w:t>- p(30) = 113</w:t>
-      </w:r>
-    </w:p>
-    <w:p>
-      <w:pPr>
-        <w:spacing w:line="360" w:lineRule="auto"/>
-        <w:ind w:firstLine="708"/>
-        <w:jc w:val="both"/>
-        <w:rPr>
-          <w:sz w:val="28"/>
-          <w:szCs w:val="28"/>
-          <w:lang w:val="en-US"/>
-        </w:rPr>
-      </w:pPr>
-      <w:r>
-        <w:rPr>
-          <w:sz w:val="28"/>
-          <w:szCs w:val="28"/>
-          <w:lang w:val="en-US"/>
-        </w:rPr>
-        <w:t xml:space="preserve">  - k · ln(k) = 30 · ln(30) = 30 · 3.4012 = 102.036</w:t>
-      </w:r>
-    </w:p>
-    <w:p>
-      <w:pPr>
-        <w:spacing w:line="360" w:lineRule="auto"/>
-        <w:ind w:firstLine="708"/>
-        <w:jc w:val="both"/>
-        <w:rPr>
-          <w:sz w:val="28"/>
-          <w:szCs w:val="28"/>
-          <w:lang w:val="en-US"/>
-        </w:rPr>
-      </w:pPr>
-      <w:r>
-        <w:rPr>
-          <w:sz w:val="28"/>
-          <w:szCs w:val="28"/>
-          <w:lang w:val="en-US"/>
-        </w:rPr>
-        <w:t xml:space="preserve">  - δ = |113 − 102.036| / 113 · 100% = 10.964 / 113 · 100% = 9.70%</w:t>
-      </w:r>
-    </w:p>
-    <w:p>
-      <w:pPr>
-        <w:spacing w:line="360" w:lineRule="auto"/>
-        <w:ind w:firstLine="708"/>
-        <w:jc w:val="both"/>
-        <w:rPr>
-          <w:sz w:val="28"/>
-          <w:szCs w:val="28"/>
-          <w:lang w:val="en-US"/>
-        </w:rPr>
-      </w:pPr>
-      <w:r>
-        <w:rPr>
-          <w:sz w:val="28"/>
-          <w:szCs w:val="28"/>
-          <w:lang w:val="en-US"/>
-        </w:rPr>
-        <w:t>k = 35</w:t>
-      </w:r>
-    </w:p>
-    <w:p>
-      <w:pPr>
-        <w:spacing w:line="360" w:lineRule="auto"/>
-        <w:ind w:firstLine="708"/>
-        <w:jc w:val="both"/>
-        <w:rPr>
-          <w:sz w:val="28"/>
-          <w:szCs w:val="28"/>
-          <w:lang w:val="en-US"/>
-        </w:rPr>
-      </w:pPr>
-      <w:r>
-        <w:rPr>
-          <w:sz w:val="28"/>
-          <w:szCs w:val="28"/>
-          <w:lang w:val="en-US"/>
-        </w:rPr>
-        <w:t xml:space="preserve">  - p(35) = 149</w:t>
+        <w:t>- p(35) = 149</w:t>
       </w:r>
     </w:p>
     <w:p>
@@ -4644,23 +4683,7 @@
           <w:sz w:val="28"/>
           <w:szCs w:val="28"/>
         </w:rPr>
-        <w:t xml:space="preserve">Формула p(k) ≈ </w:t>
-      </w:r>
-      <w:proofErr w:type="spellStart"/>
-      <w:r>
-        <w:rPr>
-          <w:sz w:val="28"/>
-          <w:szCs w:val="28"/>
-        </w:rPr>
-        <w:t>k·ln</w:t>
-      </w:r>
-      <w:proofErr w:type="spellEnd"/>
-      <w:r>
-        <w:rPr>
-          <w:sz w:val="28"/>
-          <w:szCs w:val="28"/>
-        </w:rPr>
-        <w:t>(k) систематически занижает значение k-го простого числа. Относительная погрешность составляет от ~10% до ~21%, при этом она не убывает монотонно с ростом k на данном наборе.</w:t>
+        <w:t>Формула p(k) ≈ k·ln(k) систематически занижает значение k-го простого числа. Относительная погрешность составляет от ~10% до ~21%, при этом она не убывает монотонно с ростом k на данном наборе.</w:t>
       </w:r>
     </w:p>
     <w:p>
@@ -4852,43 +4875,7 @@
           <w:szCs w:val="28"/>
           <w:lang w:val="en-US"/>
         </w:rPr>
-        <w:t xml:space="preserve">python -m </w:t>
-      </w:r>
-      <w:proofErr w:type="spellStart"/>
-      <w:r>
-        <w:rPr>
-          <w:sz w:val="28"/>
-          <w:szCs w:val="28"/>
-          <w:lang w:val="en-US"/>
-        </w:rPr>
-        <w:t>cryptography_methods.cli</w:t>
-      </w:r>
-      <w:proofErr w:type="spellEnd"/>
-      <w:r>
-        <w:rPr>
-          <w:sz w:val="28"/>
-          <w:szCs w:val="28"/>
-          <w:lang w:val="en-US"/>
-        </w:rPr>
-        <w:t xml:space="preserve"> primality-check sieve -s 500 -e 700 -</w:t>
-      </w:r>
-      <w:proofErr w:type="spellStart"/>
-      <w:r>
-        <w:rPr>
-          <w:sz w:val="28"/>
-          <w:szCs w:val="28"/>
-          <w:lang w:val="en-US"/>
-        </w:rPr>
-        <w:t>mk</w:t>
-      </w:r>
-      <w:proofErr w:type="spellEnd"/>
-      <w:r>
-        <w:rPr>
-          <w:sz w:val="28"/>
-          <w:szCs w:val="28"/>
-          <w:lang w:val="en-US"/>
-        </w:rPr>
-        <w:t xml:space="preserve"> 10</w:t>
+        <w:t>python -m cryptography_methods.cli primality-check sieve -s 500 -e 700 -mk 10</w:t>
       </w:r>
       <w:r>
         <w:rPr>
@@ -5021,23 +5008,7 @@
           <w:sz w:val="28"/>
           <w:szCs w:val="28"/>
         </w:rPr>
-        <w:t xml:space="preserve">ля каждого k от 1 до </w:t>
-      </w:r>
-      <w:proofErr w:type="spellStart"/>
-      <w:r>
-        <w:rPr>
-          <w:sz w:val="28"/>
-          <w:szCs w:val="28"/>
-        </w:rPr>
-        <w:t>max_k</w:t>
-      </w:r>
-      <w:proofErr w:type="spellEnd"/>
-      <w:r>
-        <w:rPr>
-          <w:sz w:val="28"/>
-          <w:szCs w:val="28"/>
-        </w:rPr>
-        <w:t xml:space="preserve"> считает количество чисел в интервале, не делящихся на первые k простых</w:t>
+        <w:t>ля каждого k от 1 до max_k считает количество чисел в интервале, не делящихся на первые k простых</w:t>
       </w:r>
       <w:r>
         <w:rPr>
@@ -5669,23 +5640,7 @@
           <w:sz w:val="28"/>
           <w:szCs w:val="28"/>
         </w:rPr>
-        <w:t xml:space="preserve">, то есть </w:t>
-      </w:r>
-      <w:proofErr w:type="spellStart"/>
-      <w:r>
-        <w:rPr>
-          <w:sz w:val="28"/>
-          <w:szCs w:val="28"/>
-        </w:rPr>
-        <w:t>есть</w:t>
-      </w:r>
-      <w:proofErr w:type="spellEnd"/>
-      <w:r>
-        <w:rPr>
-          <w:sz w:val="28"/>
-          <w:szCs w:val="28"/>
-        </w:rPr>
-        <w:t xml:space="preserve"> 1 лишнее число. </w:t>
+        <w:t xml:space="preserve">, то есть есть 1 лишнее число. </w:t>
       </w:r>
     </w:p>
     <w:p>
@@ -5977,23 +5932,7 @@
           <w:sz w:val="28"/>
           <w:szCs w:val="28"/>
         </w:rPr>
-        <w:t xml:space="preserve"> Известно, что в заданном интервале имеются числа </w:t>
-      </w:r>
-      <w:proofErr w:type="spellStart"/>
-      <w:r>
-        <w:rPr>
-          <w:sz w:val="28"/>
-          <w:szCs w:val="28"/>
-        </w:rPr>
-        <w:t>Кармайкла</w:t>
-      </w:r>
-      <w:proofErr w:type="spellEnd"/>
-      <w:r>
-        <w:rPr>
-          <w:sz w:val="28"/>
-          <w:szCs w:val="28"/>
-        </w:rPr>
-        <w:t>. Найти их. Варианты интервалов</w:t>
+        <w:t xml:space="preserve"> Известно, что в заданном интервале имеются числа Кармайкла. Найти их. Варианты интервалов</w:t>
       </w:r>
       <w:r>
         <w:rPr>
@@ -6025,23 +5964,7 @@
           <w:sz w:val="28"/>
           <w:szCs w:val="28"/>
         </w:rPr>
-        <w:t>Приложение для лабораторной работы не поддерживает поиск чисел Кармайк</w:t>
-      </w:r>
-      <w:proofErr w:type="spellStart"/>
-      <w:r>
-        <w:rPr>
-          <w:sz w:val="28"/>
-          <w:szCs w:val="28"/>
-        </w:rPr>
-        <w:t>ла</w:t>
-      </w:r>
-      <w:proofErr w:type="spellEnd"/>
-      <w:r>
-        <w:rPr>
-          <w:sz w:val="28"/>
-          <w:szCs w:val="28"/>
-        </w:rPr>
-        <w:t xml:space="preserve">. Поэтому была написана программа на </w:t>
+        <w:t xml:space="preserve">Приложение для лабораторной работы не поддерживает поиск чисел Кармайкла. Поэтому была написана программа на </w:t>
       </w:r>
       <w:r>
         <w:rPr>
@@ -6062,7 +5985,6 @@
         <w:rPr>
           <w:sz w:val="28"/>
           <w:szCs w:val="28"/>
-          <w:lang w:val="en-US"/>
         </w:rPr>
         <w:t xml:space="preserve">, </w:t>
       </w:r>
@@ -6077,7 +5999,6 @@
         <w:rPr>
           <w:sz w:val="28"/>
           <w:szCs w:val="28"/>
-          <w:lang w:val="en-US"/>
         </w:rPr>
         <w:t xml:space="preserve"> </w:t>
       </w:r>
@@ -6092,7 +6013,6 @@
         <w:rPr>
           <w:sz w:val="28"/>
           <w:szCs w:val="28"/>
-          <w:lang w:val="en-US"/>
         </w:rPr>
         <w:t xml:space="preserve"> </w:t>
       </w:r>
@@ -6107,45 +6027,114 @@
         <w:rPr>
           <w:sz w:val="28"/>
           <w:szCs w:val="28"/>
-          <w:lang w:val="en-US"/>
-        </w:rPr>
-        <w:t xml:space="preserve">: </w:t>
-      </w:r>
-      <w:r>
-        <w:rPr>
-          <w:sz w:val="28"/>
-          <w:szCs w:val="28"/>
-          <w:lang w:val="en-US"/>
-        </w:rPr>
-        <w:t>“</w:t>
-      </w:r>
-      <w:r>
-        <w:rPr>
-          <w:sz w:val="28"/>
-          <w:szCs w:val="28"/>
-          <w:lang w:val="en-US"/>
-        </w:rPr>
-        <w:t xml:space="preserve">python -m </w:t>
-      </w:r>
-      <w:proofErr w:type="spellStart"/>
-      <w:r>
-        <w:rPr>
-          <w:sz w:val="28"/>
-          <w:szCs w:val="28"/>
-          <w:lang w:val="en-US"/>
-        </w:rPr>
-        <w:t>cryptography_methods.cli</w:t>
-      </w:r>
-      <w:proofErr w:type="spellEnd"/>
-      <w:r>
-        <w:rPr>
-          <w:sz w:val="28"/>
-          <w:szCs w:val="28"/>
-          <w:lang w:val="en-US"/>
-        </w:rPr>
-        <w:t xml:space="preserve"> primality-check </w:t>
-      </w:r>
-      <w:proofErr w:type="spellStart"/>
+        </w:rPr>
+        <w:t>: “</w:t>
+      </w:r>
+      <w:r>
+        <w:rPr>
+          <w:sz w:val="28"/>
+          <w:szCs w:val="28"/>
+          <w:lang w:val="en-US"/>
+        </w:rPr>
+        <w:t>python</w:t>
+      </w:r>
+      <w:r>
+        <w:rPr>
+          <w:sz w:val="28"/>
+          <w:szCs w:val="28"/>
+        </w:rPr>
+        <w:t xml:space="preserve"> -</w:t>
+      </w:r>
+      <w:r>
+        <w:rPr>
+          <w:sz w:val="28"/>
+          <w:szCs w:val="28"/>
+          <w:lang w:val="en-US"/>
+        </w:rPr>
+        <w:t>m</w:t>
+      </w:r>
+      <w:r>
+        <w:rPr>
+          <w:sz w:val="28"/>
+          <w:szCs w:val="28"/>
+        </w:rPr>
+        <w:t xml:space="preserve"> </w:t>
+      </w:r>
+      <w:r>
+        <w:rPr>
+          <w:sz w:val="28"/>
+          <w:szCs w:val="28"/>
+          <w:lang w:val="en-US"/>
+        </w:rPr>
+        <w:t>cryptography</w:t>
+      </w:r>
+      <w:r>
+        <w:rPr>
+          <w:sz w:val="28"/>
+          <w:szCs w:val="28"/>
+        </w:rPr>
+        <w:t>_</w:t>
+      </w:r>
+      <w:r>
+        <w:rPr>
+          <w:sz w:val="28"/>
+          <w:szCs w:val="28"/>
+          <w:lang w:val="en-US"/>
+        </w:rPr>
+        <w:t>methods</w:t>
+      </w:r>
+      <w:r>
+        <w:rPr>
+          <w:sz w:val="28"/>
+          <w:szCs w:val="28"/>
+        </w:rPr>
+        <w:t>.</w:t>
+      </w:r>
+      <w:r>
+        <w:rPr>
+          <w:sz w:val="28"/>
+          <w:szCs w:val="28"/>
+          <w:lang w:val="en-US"/>
+        </w:rPr>
+        <w:t>cli</w:t>
+      </w:r>
+      <w:r>
+        <w:rPr>
+          <w:sz w:val="28"/>
+          <w:szCs w:val="28"/>
+        </w:rPr>
+        <w:t xml:space="preserve"> </w:t>
+      </w:r>
+      <w:r>
+        <w:rPr>
+          <w:sz w:val="28"/>
+          <w:szCs w:val="28"/>
+          <w:lang w:val="en-US"/>
+        </w:rPr>
+        <w:t>primality</w:t>
+      </w:r>
+      <w:r>
+        <w:rPr>
+          <w:sz w:val="28"/>
+          <w:szCs w:val="28"/>
+        </w:rPr>
+        <w:t>-</w:t>
+      </w:r>
+      <w:r>
+        <w:rPr>
+          <w:sz w:val="28"/>
+          <w:szCs w:val="28"/>
+          <w:lang w:val="en-US"/>
+        </w:rPr>
+        <w:t>check</w:t>
+      </w:r>
+      <w:r>
+        <w:rPr>
+          <w:sz w:val="28"/>
+          <w:szCs w:val="28"/>
+        </w:rPr>
+        <w:t xml:space="preserve"> </w:t>
+      </w:r>
       <w:r>
         <w:rPr>
           <w:sz w:val="28"/>
@@ -6154,30 +6143,42 @@
         </w:rPr>
         <w:t>carmichael</w:t>
       </w:r>
-      <w:proofErr w:type="spellEnd"/>
-      <w:r>
-        <w:rPr>
-          <w:sz w:val="28"/>
-          <w:szCs w:val="28"/>
-          <w:lang w:val="en-US"/>
-        </w:rPr>
-        <w:t xml:space="preserve"> -s 1050 -e 1150</w:t>
-      </w:r>
-      <w:r>
-        <w:rPr>
-          <w:sz w:val="28"/>
-          <w:szCs w:val="28"/>
-          <w:lang w:val="en-US"/>
-        </w:rPr>
-        <w:t>”</w:t>
-      </w:r>
-      <w:r>
-        <w:rPr>
-          <w:sz w:val="28"/>
-          <w:szCs w:val="28"/>
-          <w:lang w:val="en-US"/>
-        </w:rPr>
-        <w:t xml:space="preserve">. </w:t>
+      <w:r>
+        <w:rPr>
+          <w:sz w:val="28"/>
+          <w:szCs w:val="28"/>
+        </w:rPr>
+        <w:t xml:space="preserve"> -</w:t>
+      </w:r>
+      <w:r>
+        <w:rPr>
+          <w:sz w:val="28"/>
+          <w:szCs w:val="28"/>
+          <w:lang w:val="en-US"/>
+        </w:rPr>
+        <w:t>s</w:t>
+      </w:r>
+      <w:r>
+        <w:rPr>
+          <w:sz w:val="28"/>
+          <w:szCs w:val="28"/>
+        </w:rPr>
+        <w:t xml:space="preserve"> 1050 -</w:t>
+      </w:r>
+      <w:r>
+        <w:rPr>
+          <w:sz w:val="28"/>
+          <w:szCs w:val="28"/>
+          <w:lang w:val="en-US"/>
+        </w:rPr>
+        <w:t>e</w:t>
+      </w:r>
+      <w:r>
+        <w:rPr>
+          <w:sz w:val="28"/>
+          <w:szCs w:val="28"/>
+        </w:rPr>
+        <w:t xml:space="preserve"> 1150”. </w:t>
       </w:r>
       <w:r>
         <w:rPr>
@@ -6199,6 +6200,7 @@
       </w:pPr>
       <w:r>
         <w:rPr>
+          <w:noProof/>
           <w:sz w:val="28"/>
           <w:szCs w:val="28"/>
         </w:rPr>
@@ -6292,78 +6294,7 @@
           <w:sz w:val="28"/>
           <w:szCs w:val="28"/>
         </w:rPr>
-        <w:t>: “</w:t>
-      </w:r>
-      <w:proofErr w:type="spellStart"/>
-      <w:r>
-        <w:rPr>
-          <w:sz w:val="28"/>
-          <w:szCs w:val="28"/>
-        </w:rPr>
-        <w:t>python</w:t>
-      </w:r>
-      <w:proofErr w:type="spellEnd"/>
-      <w:r>
-        <w:rPr>
-          <w:sz w:val="28"/>
-          <w:szCs w:val="28"/>
-        </w:rPr>
-        <w:t xml:space="preserve"> -m </w:t>
-      </w:r>
-      <w:proofErr w:type="spellStart"/>
-      <w:r>
-        <w:rPr>
-          <w:sz w:val="28"/>
-          <w:szCs w:val="28"/>
-        </w:rPr>
-        <w:t>cryptography_methods.cli</w:t>
-      </w:r>
-      <w:proofErr w:type="spellEnd"/>
-      <w:r>
-        <w:rPr>
-          <w:sz w:val="28"/>
-          <w:szCs w:val="28"/>
-        </w:rPr>
-        <w:t xml:space="preserve"> </w:t>
-      </w:r>
-      <w:proofErr w:type="spellStart"/>
-      <w:r>
-        <w:rPr>
-          <w:sz w:val="28"/>
-          <w:szCs w:val="28"/>
-        </w:rPr>
-        <w:t>primality-check</w:t>
-      </w:r>
-      <w:proofErr w:type="spellEnd"/>
-      <w:r>
-        <w:rPr>
-          <w:sz w:val="28"/>
-          <w:szCs w:val="28"/>
-        </w:rPr>
-        <w:t xml:space="preserve"> </w:t>
-      </w:r>
-      <w:proofErr w:type="spellStart"/>
-      <w:r>
-        <w:rPr>
-          <w:sz w:val="28"/>
-          <w:szCs w:val="28"/>
-        </w:rPr>
-        <w:t>carmichael</w:t>
-      </w:r>
-      <w:proofErr w:type="spellEnd"/>
-      <w:r>
-        <w:rPr>
-          <w:sz w:val="28"/>
-          <w:szCs w:val="28"/>
-        </w:rPr>
-        <w:t xml:space="preserve"> -s 1700 -e 1800</w:t>
-      </w:r>
-      <w:r>
-        <w:rPr>
-          <w:sz w:val="28"/>
-          <w:szCs w:val="28"/>
-        </w:rPr>
-        <w:t>”</w:t>
+        <w:t>: “python -m cryptography_methods.cli primality-check carmichael -s 1700 -e 1800”</w:t>
       </w:r>
       <w:r>
         <w:rPr>
@@ -6385,6 +6316,7 @@
       </w:pPr>
       <w:r>
         <w:rPr>
+          <w:noProof/>
           <w:sz w:val="28"/>
           <w:szCs w:val="28"/>
         </w:rPr>
@@ -6463,7 +6395,6 @@
         <w:rPr>
           <w:sz w:val="28"/>
           <w:szCs w:val="28"/>
-          <w:lang w:val="en-US"/>
         </w:rPr>
         <w:t xml:space="preserve"> </w:t>
       </w:r>
@@ -6478,7 +6409,6 @@
         <w:rPr>
           <w:sz w:val="28"/>
           <w:szCs w:val="28"/>
-          <w:lang w:val="en-US"/>
         </w:rPr>
         <w:t xml:space="preserve"> </w:t>
       </w:r>
@@ -6493,7 +6423,6 @@
         <w:rPr>
           <w:sz w:val="28"/>
           <w:szCs w:val="28"/>
-          <w:lang w:val="en-US"/>
         </w:rPr>
         <w:t xml:space="preserve"> </w:t>
       </w:r>
@@ -6508,45 +6437,114 @@
         <w:rPr>
           <w:sz w:val="28"/>
           <w:szCs w:val="28"/>
-          <w:lang w:val="en-US"/>
-        </w:rPr>
-        <w:t xml:space="preserve"> 3</w:t>
-      </w:r>
-      <w:r>
-        <w:rPr>
-          <w:sz w:val="28"/>
-          <w:szCs w:val="28"/>
-          <w:lang w:val="en-US"/>
-        </w:rPr>
-        <w:t>: “</w:t>
-      </w:r>
-      <w:r>
-        <w:rPr>
-          <w:sz w:val="28"/>
-          <w:szCs w:val="28"/>
-          <w:lang w:val="en-US"/>
-        </w:rPr>
-        <w:t xml:space="preserve">python -m </w:t>
-      </w:r>
-      <w:proofErr w:type="spellStart"/>
-      <w:r>
-        <w:rPr>
-          <w:sz w:val="28"/>
-          <w:szCs w:val="28"/>
-          <w:lang w:val="en-US"/>
-        </w:rPr>
-        <w:t>cryptography_methods.cli</w:t>
-      </w:r>
-      <w:proofErr w:type="spellEnd"/>
-      <w:r>
-        <w:rPr>
-          <w:sz w:val="28"/>
-          <w:szCs w:val="28"/>
-          <w:lang w:val="en-US"/>
-        </w:rPr>
-        <w:t xml:space="preserve"> primality-check </w:t>
-      </w:r>
-      <w:proofErr w:type="spellStart"/>
+        </w:rPr>
+        <w:t xml:space="preserve"> 3: “</w:t>
+      </w:r>
+      <w:r>
+        <w:rPr>
+          <w:sz w:val="28"/>
+          <w:szCs w:val="28"/>
+          <w:lang w:val="en-US"/>
+        </w:rPr>
+        <w:t>python</w:t>
+      </w:r>
+      <w:r>
+        <w:rPr>
+          <w:sz w:val="28"/>
+          <w:szCs w:val="28"/>
+        </w:rPr>
+        <w:t xml:space="preserve"> -</w:t>
+      </w:r>
+      <w:r>
+        <w:rPr>
+          <w:sz w:val="28"/>
+          <w:szCs w:val="28"/>
+          <w:lang w:val="en-US"/>
+        </w:rPr>
+        <w:t>m</w:t>
+      </w:r>
+      <w:r>
+        <w:rPr>
+          <w:sz w:val="28"/>
+          <w:szCs w:val="28"/>
+        </w:rPr>
+        <w:t xml:space="preserve"> </w:t>
+      </w:r>
+      <w:r>
+        <w:rPr>
+          <w:sz w:val="28"/>
+          <w:szCs w:val="28"/>
+          <w:lang w:val="en-US"/>
+        </w:rPr>
+        <w:t>cryptography</w:t>
+      </w:r>
+      <w:r>
+        <w:rPr>
+          <w:sz w:val="28"/>
+          <w:szCs w:val="28"/>
+        </w:rPr>
+        <w:t>_</w:t>
+      </w:r>
+      <w:r>
+        <w:rPr>
+          <w:sz w:val="28"/>
+          <w:szCs w:val="28"/>
+          <w:lang w:val="en-US"/>
+        </w:rPr>
+        <w:t>methods</w:t>
+      </w:r>
+      <w:r>
+        <w:rPr>
+          <w:sz w:val="28"/>
+          <w:szCs w:val="28"/>
+        </w:rPr>
+        <w:t>.</w:t>
+      </w:r>
+      <w:r>
+        <w:rPr>
+          <w:sz w:val="28"/>
+          <w:szCs w:val="28"/>
+          <w:lang w:val="en-US"/>
+        </w:rPr>
+        <w:t>cli</w:t>
+      </w:r>
+      <w:r>
+        <w:rPr>
+          <w:sz w:val="28"/>
+          <w:szCs w:val="28"/>
+        </w:rPr>
+        <w:t xml:space="preserve"> </w:t>
+      </w:r>
+      <w:r>
+        <w:rPr>
+          <w:sz w:val="28"/>
+          <w:szCs w:val="28"/>
+          <w:lang w:val="en-US"/>
+        </w:rPr>
+        <w:t>primality</w:t>
+      </w:r>
+      <w:r>
+        <w:rPr>
+          <w:sz w:val="28"/>
+          <w:szCs w:val="28"/>
+        </w:rPr>
+        <w:t>-</w:t>
+      </w:r>
+      <w:r>
+        <w:rPr>
+          <w:sz w:val="28"/>
+          <w:szCs w:val="28"/>
+          <w:lang w:val="en-US"/>
+        </w:rPr>
+        <w:t>check</w:t>
+      </w:r>
+      <w:r>
+        <w:rPr>
+          <w:sz w:val="28"/>
+          <w:szCs w:val="28"/>
+        </w:rPr>
+        <w:t xml:space="preserve"> </w:t>
+      </w:r>
       <w:r>
         <w:rPr>
           <w:sz w:val="28"/>
@@ -6555,30 +6553,42 @@
         </w:rPr>
         <w:t>carmichael</w:t>
       </w:r>
-      <w:proofErr w:type="spellEnd"/>
-      <w:r>
-        <w:rPr>
-          <w:sz w:val="28"/>
-          <w:szCs w:val="28"/>
-          <w:lang w:val="en-US"/>
-        </w:rPr>
-        <w:t xml:space="preserve"> -s 2400 -e 2500</w:t>
-      </w:r>
-      <w:r>
-        <w:rPr>
-          <w:sz w:val="28"/>
-          <w:szCs w:val="28"/>
-          <w:lang w:val="en-US"/>
-        </w:rPr>
-        <w:t>”</w:t>
-      </w:r>
-      <w:r>
-        <w:rPr>
-          <w:sz w:val="28"/>
-          <w:szCs w:val="28"/>
-          <w:lang w:val="en-US"/>
-        </w:rPr>
-        <w:t xml:space="preserve">. </w:t>
+      <w:r>
+        <w:rPr>
+          <w:sz w:val="28"/>
+          <w:szCs w:val="28"/>
+        </w:rPr>
+        <w:t xml:space="preserve"> -</w:t>
+      </w:r>
+      <w:r>
+        <w:rPr>
+          <w:sz w:val="28"/>
+          <w:szCs w:val="28"/>
+          <w:lang w:val="en-US"/>
+        </w:rPr>
+        <w:t>s</w:t>
+      </w:r>
+      <w:r>
+        <w:rPr>
+          <w:sz w:val="28"/>
+          <w:szCs w:val="28"/>
+        </w:rPr>
+        <w:t xml:space="preserve"> 2400 -</w:t>
+      </w:r>
+      <w:r>
+        <w:rPr>
+          <w:sz w:val="28"/>
+          <w:szCs w:val="28"/>
+          <w:lang w:val="en-US"/>
+        </w:rPr>
+        <w:t>e</w:t>
+      </w:r>
+      <w:r>
+        <w:rPr>
+          <w:sz w:val="28"/>
+          <w:szCs w:val="28"/>
+        </w:rPr>
+        <w:t xml:space="preserve"> 2500”. </w:t>
       </w:r>
       <w:r>
         <w:rPr>
@@ -6600,6 +6610,7 @@
       </w:pPr>
       <w:r>
         <w:rPr>
+          <w:noProof/>
           <w:sz w:val="28"/>
           <w:szCs w:val="28"/>
           <w:lang w:val="en-US"/>
@@ -6662,7 +6673,6 @@
         <w:rPr>
           <w:sz w:val="28"/>
           <w:szCs w:val="28"/>
-          <w:lang w:val="en-US"/>
         </w:rPr>
         <w:br w:type="page"/>
       </w:r>
@@ -6812,39 +6822,7 @@
           <w:sz w:val="28"/>
           <w:szCs w:val="28"/>
         </w:rPr>
-        <w:t xml:space="preserve">  В тесте Ферма проверяется условие: a^(p-1) ≡ 1 (</w:t>
-      </w:r>
-      <w:proofErr w:type="spellStart"/>
-      <w:r>
-        <w:rPr>
-          <w:sz w:val="28"/>
-          <w:szCs w:val="28"/>
-        </w:rPr>
-        <w:t>mod</w:t>
-      </w:r>
-      <w:proofErr w:type="spellEnd"/>
-      <w:r>
-        <w:rPr>
-          <w:sz w:val="28"/>
-          <w:szCs w:val="28"/>
-        </w:rPr>
-        <w:t xml:space="preserve"> p). Вычисление выполняется через алгоритм быстрого возведения в степень (</w:t>
-      </w:r>
-      <w:proofErr w:type="spellStart"/>
-      <w:r>
-        <w:rPr>
-          <w:sz w:val="28"/>
-          <w:szCs w:val="28"/>
-        </w:rPr>
-        <w:t>square-and-multiply</w:t>
-      </w:r>
-      <w:proofErr w:type="spellEnd"/>
-      <w:r>
-        <w:rPr>
-          <w:sz w:val="28"/>
-          <w:szCs w:val="28"/>
-        </w:rPr>
-        <w:t xml:space="preserve">), который обрабатывает биты показателя слева     </w:t>
+        <w:t xml:space="preserve">  В тесте Ферма проверяется условие: a^(p-1) ≡ 1 (mod p). Вычисление выполняется через алгоритм быстрого возведения в степень (square-and-multiply), который обрабатывает биты показателя слева     </w:t>
       </w:r>
     </w:p>
     <w:p>
@@ -6880,23 +6858,7 @@
           <w:sz w:val="28"/>
           <w:szCs w:val="28"/>
         </w:rPr>
-        <w:t xml:space="preserve">  - </w:t>
-      </w:r>
-      <w:proofErr w:type="spellStart"/>
-      <w:r>
-        <w:rPr>
-          <w:sz w:val="28"/>
-          <w:szCs w:val="28"/>
-        </w:rPr>
-        <w:t>Squaring</w:t>
-      </w:r>
-      <w:proofErr w:type="spellEnd"/>
-      <w:r>
-        <w:rPr>
-          <w:sz w:val="28"/>
-          <w:szCs w:val="28"/>
-        </w:rPr>
-        <w:t xml:space="preserve"> (возведение в квадрат) — всегда</w:t>
+        <w:t xml:space="preserve">  - Squaring (возведение в квадрат) — всегда</w:t>
       </w:r>
       <w:r>
         <w:rPr>
@@ -6921,23 +6883,7 @@
           <w:sz w:val="28"/>
           <w:szCs w:val="28"/>
         </w:rPr>
-        <w:t xml:space="preserve">  - </w:t>
-      </w:r>
-      <w:proofErr w:type="spellStart"/>
-      <w:r>
-        <w:rPr>
-          <w:sz w:val="28"/>
-          <w:szCs w:val="28"/>
-        </w:rPr>
-        <w:t>Multiply</w:t>
-      </w:r>
-      <w:proofErr w:type="spellEnd"/>
-      <w:r>
-        <w:rPr>
-          <w:sz w:val="28"/>
-          <w:szCs w:val="28"/>
-        </w:rPr>
-        <w:t xml:space="preserve"> (умножение на основание a) — когда текущий бит показателя равен 1</w:t>
+        <w:t xml:space="preserve">  - Multiply (умножение на основание a) — когда текущий бит показателя равен 1</w:t>
       </w:r>
       <w:r>
         <w:rPr>
@@ -6980,39 +6926,7 @@
           <w:sz w:val="28"/>
           <w:szCs w:val="28"/>
         </w:rPr>
-        <w:t xml:space="preserve">  O(n^2) (или O(n </w:t>
-      </w:r>
-      <w:proofErr w:type="spellStart"/>
-      <w:r>
-        <w:rPr>
-          <w:sz w:val="28"/>
-          <w:szCs w:val="28"/>
-        </w:rPr>
-        <w:t>log</w:t>
-      </w:r>
-      <w:proofErr w:type="spellEnd"/>
-      <w:r>
-        <w:rPr>
-          <w:sz w:val="28"/>
-          <w:szCs w:val="28"/>
-        </w:rPr>
-        <w:t xml:space="preserve"> n) для продвинутых алгоритмов вроде </w:t>
-      </w:r>
-      <w:proofErr w:type="spellStart"/>
-      <w:r>
-        <w:rPr>
-          <w:sz w:val="28"/>
-          <w:szCs w:val="28"/>
-        </w:rPr>
-        <w:t>Карацубы</w:t>
-      </w:r>
-      <w:proofErr w:type="spellEnd"/>
-      <w:r>
-        <w:rPr>
-          <w:sz w:val="28"/>
-          <w:szCs w:val="28"/>
-        </w:rPr>
-        <w:t>/FFT).</w:t>
+        <w:t xml:space="preserve">  O(n^2) (или O(n log n) для продвинутых алгоритмов вроде Карацубы/FFT).</w:t>
       </w:r>
     </w:p>
     <w:p>
@@ -7066,57 +6980,25 @@
           <w:sz w:val="28"/>
           <w:szCs w:val="28"/>
         </w:rPr>
-        <w:t xml:space="preserve">  1. Умножение на 2^k = сдвиг на k бит — </w:t>
-      </w:r>
-      <w:proofErr w:type="spellStart"/>
-      <w:r>
-        <w:rPr>
-          <w:sz w:val="28"/>
-          <w:szCs w:val="28"/>
-        </w:rPr>
-        <w:t>аппаратно</w:t>
-      </w:r>
-      <w:proofErr w:type="spellEnd"/>
-      <w:r>
-        <w:rPr>
-          <w:sz w:val="28"/>
-          <w:szCs w:val="28"/>
-        </w:rPr>
-        <w:t xml:space="preserve"> самая быстрая арифметическая операция, на порядки дешевле полного умножения больших чисел (тысячи бит в криптографических приложениях).</w:t>
-      </w:r>
-    </w:p>
-    <w:p>
-      <w:pPr>
-        <w:spacing w:line="360" w:lineRule="auto"/>
-        <w:ind w:firstLine="708"/>
-        <w:jc w:val="both"/>
-        <w:rPr>
-          <w:sz w:val="28"/>
-          <w:szCs w:val="28"/>
-        </w:rPr>
-      </w:pPr>
-      <w:r>
-        <w:rPr>
-          <w:sz w:val="28"/>
-          <w:szCs w:val="28"/>
-        </w:rPr>
-        <w:t xml:space="preserve">  2. Высокая фильтрующая способность — основание 2 (и его степени) эмпирически отсеивает подавляющее большинство составных чисел уже на первом проходе. </w:t>
-      </w:r>
-      <w:proofErr w:type="spellStart"/>
-      <w:r>
-        <w:rPr>
-          <w:sz w:val="28"/>
-          <w:szCs w:val="28"/>
-        </w:rPr>
-        <w:t>Псевдопростых</w:t>
-      </w:r>
-      <w:proofErr w:type="spellEnd"/>
-      <w:r>
-        <w:rPr>
-          <w:sz w:val="28"/>
-          <w:szCs w:val="28"/>
-        </w:rPr>
-        <w:t xml:space="preserve"> по основанию 2 (числа Пуле)</w:t>
+        <w:t xml:space="preserve">  1. Умножение на 2^k = сдвиг на k бит — аппаратно самая быстрая арифметическая операция, на порядки дешевле полного умножения больших чисел (тысячи бит в криптографических приложениях).</w:t>
+      </w:r>
+    </w:p>
+    <w:p>
+      <w:pPr>
+        <w:spacing w:line="360" w:lineRule="auto"/>
+        <w:ind w:firstLine="708"/>
+        <w:jc w:val="both"/>
+        <w:rPr>
+          <w:sz w:val="28"/>
+          <w:szCs w:val="28"/>
+        </w:rPr>
+      </w:pPr>
+      <w:r>
+        <w:rPr>
+          <w:sz w:val="28"/>
+          <w:szCs w:val="28"/>
+        </w:rPr>
+        <w:t xml:space="preserve">  2. Высокая фильтрующая способность — основание 2 (и его степени) эмпирически отсеивает подавляющее большинство составных чисел уже на первом проходе. Псевдопростых по основанию 2 (числа Пуле)</w:t>
       </w:r>
     </w:p>
     <w:p>
@@ -7295,6 +7177,7 @@
       </w:r>
       <w:r>
         <w:rPr>
+          <w:noProof/>
           <w:sz w:val="28"/>
           <w:szCs w:val="28"/>
         </w:rPr>
@@ -7389,23 +7272,7 @@
           <w:sz w:val="28"/>
           <w:szCs w:val="28"/>
         </w:rPr>
-        <w:t xml:space="preserve">  - P(x) ≈ 2 / (n · </w:t>
-      </w:r>
-      <w:proofErr w:type="spellStart"/>
-      <w:r>
-        <w:rPr>
-          <w:sz w:val="28"/>
-          <w:szCs w:val="28"/>
-        </w:rPr>
-        <w:t>ln</w:t>
-      </w:r>
-      <w:proofErr w:type="spellEnd"/>
-      <w:r>
-        <w:rPr>
-          <w:sz w:val="28"/>
-          <w:szCs w:val="28"/>
-        </w:rPr>
-        <w:t xml:space="preserve"> 2) ≈ 2.88 / n</w:t>
+        <w:t xml:space="preserve">  - P(x) ≈ 2 / (n · ln 2) ≈ 2.88 / n</w:t>
       </w:r>
     </w:p>
     <w:p>
@@ -7525,39 +7392,7 @@
           <w:sz w:val="28"/>
           <w:szCs w:val="28"/>
         </w:rPr>
-        <w:t>1812 (</w:t>
-      </w:r>
-      <w:proofErr w:type="spellStart"/>
-      <w:r>
-        <w:rPr>
-          <w:sz w:val="28"/>
-          <w:szCs w:val="28"/>
-        </w:rPr>
-        <w:t>mod</w:t>
-      </w:r>
-      <w:proofErr w:type="spellEnd"/>
-      <w:r>
-        <w:rPr>
-          <w:sz w:val="28"/>
-          <w:szCs w:val="28"/>
-        </w:rPr>
-        <w:t xml:space="preserve"> 13), 127 (</w:t>
-      </w:r>
-      <w:proofErr w:type="spellStart"/>
-      <w:r>
-        <w:rPr>
-          <w:sz w:val="28"/>
-          <w:szCs w:val="28"/>
-        </w:rPr>
-        <w:t>mod</w:t>
-      </w:r>
-      <w:proofErr w:type="spellEnd"/>
-      <w:r>
-        <w:rPr>
-          <w:sz w:val="28"/>
-          <w:szCs w:val="28"/>
-        </w:rPr>
-        <w:t xml:space="preserve"> 7)</w:t>
+        <w:t>1812 (mod 13), 127 (mod 7)</w:t>
       </w:r>
       <w:r>
         <w:rPr>
@@ -7582,39 +7417,7 @@
           <w:sz w:val="28"/>
           <w:szCs w:val="28"/>
         </w:rPr>
-        <w:t xml:space="preserve">Малая теорема Ферма: если p — простое и </w:t>
-      </w:r>
-      <w:proofErr w:type="spellStart"/>
-      <w:r>
-        <w:rPr>
-          <w:sz w:val="28"/>
-          <w:szCs w:val="28"/>
-        </w:rPr>
-        <w:t>gcd</w:t>
-      </w:r>
-      <w:proofErr w:type="spellEnd"/>
-      <w:r>
-        <w:rPr>
-          <w:sz w:val="28"/>
-          <w:szCs w:val="28"/>
-        </w:rPr>
-        <w:t>(a, p) = 1, то a^(p−1) ≡ 1 (</w:t>
-      </w:r>
-      <w:proofErr w:type="spellStart"/>
-      <w:r>
-        <w:rPr>
-          <w:sz w:val="28"/>
-          <w:szCs w:val="28"/>
-        </w:rPr>
-        <w:t>mod</w:t>
-      </w:r>
-      <w:proofErr w:type="spellEnd"/>
-      <w:r>
-        <w:rPr>
-          <w:sz w:val="28"/>
-          <w:szCs w:val="28"/>
-        </w:rPr>
-        <w:t xml:space="preserve"> p).</w:t>
+        <w:t>Малая теорема Ферма: если p — простое и gcd(a, p) = 1, то a^(p−1) ≡ 1 (mod p).</w:t>
       </w:r>
     </w:p>
     <w:p>
@@ -7632,23 +7435,7 @@
           <w:sz w:val="28"/>
           <w:szCs w:val="28"/>
         </w:rPr>
-        <w:t>1) 18^12 (</w:t>
-      </w:r>
-      <w:proofErr w:type="spellStart"/>
-      <w:r>
-        <w:rPr>
-          <w:sz w:val="28"/>
-          <w:szCs w:val="28"/>
-        </w:rPr>
-        <w:t>mod</w:t>
-      </w:r>
-      <w:proofErr w:type="spellEnd"/>
-      <w:r>
-        <w:rPr>
-          <w:sz w:val="28"/>
-          <w:szCs w:val="28"/>
-        </w:rPr>
-        <w:t xml:space="preserve"> 13)                                                                                                                                                                                 </w:t>
+        <w:t xml:space="preserve">1) 18^12 (mod 13)                                                                                                                                                                                 </w:t>
       </w:r>
     </w:p>
     <w:p>
@@ -7666,39 +7453,7 @@
           <w:sz w:val="28"/>
           <w:szCs w:val="28"/>
         </w:rPr>
-        <w:t xml:space="preserve">  Шаг 1. Приведём основание: 18 </w:t>
-      </w:r>
-      <w:proofErr w:type="spellStart"/>
-      <w:r>
-        <w:rPr>
-          <w:sz w:val="28"/>
-          <w:szCs w:val="28"/>
-        </w:rPr>
-        <w:t>mod</w:t>
-      </w:r>
-      <w:proofErr w:type="spellEnd"/>
-      <w:r>
-        <w:rPr>
-          <w:sz w:val="28"/>
-          <w:szCs w:val="28"/>
-        </w:rPr>
-        <w:t xml:space="preserve"> 13 = 5, значит 18^12 ≡ 5^12 (</w:t>
-      </w:r>
-      <w:proofErr w:type="spellStart"/>
-      <w:r>
-        <w:rPr>
-          <w:sz w:val="28"/>
-          <w:szCs w:val="28"/>
-        </w:rPr>
-        <w:t>mod</w:t>
-      </w:r>
-      <w:proofErr w:type="spellEnd"/>
-      <w:r>
-        <w:rPr>
-          <w:sz w:val="28"/>
-          <w:szCs w:val="28"/>
-        </w:rPr>
-        <w:t xml:space="preserve"> 13).</w:t>
+        <w:t xml:space="preserve">  Шаг 1. Приведём основание: 18 mod 13 = 5, значит 18^12 ≡ 5^12 (mod 13).</w:t>
       </w:r>
     </w:p>
     <w:p>
@@ -7728,23 +7483,7 @@
           <w:szCs w:val="28"/>
         </w:rPr>
         <w:lastRenderedPageBreak/>
-        <w:t xml:space="preserve">  Шаг 2. 13 — простое, </w:t>
-      </w:r>
-      <w:proofErr w:type="spellStart"/>
-      <w:r>
-        <w:rPr>
-          <w:sz w:val="28"/>
-          <w:szCs w:val="28"/>
-        </w:rPr>
-        <w:t>gcd</w:t>
-      </w:r>
-      <w:proofErr w:type="spellEnd"/>
-      <w:r>
-        <w:rPr>
-          <w:sz w:val="28"/>
-          <w:szCs w:val="28"/>
-        </w:rPr>
-        <w:t>(5, 13) = 1, применяем теорему Ферма:</w:t>
+        <w:t xml:space="preserve">  Шаг 2. 13 — простое, gcd(5, 13) = 1, применяем теорему Ферма:</w:t>
       </w:r>
       <w:r>
         <w:rPr>
@@ -7758,23 +7497,7 @@
           <w:sz w:val="28"/>
           <w:szCs w:val="28"/>
         </w:rPr>
-        <w:t>5^(13−1) = 5^12 ≡ 1 (</w:t>
-      </w:r>
-      <w:proofErr w:type="spellStart"/>
-      <w:r>
-        <w:rPr>
-          <w:sz w:val="28"/>
-          <w:szCs w:val="28"/>
-        </w:rPr>
-        <w:t>mod</w:t>
-      </w:r>
-      <w:proofErr w:type="spellEnd"/>
-      <w:r>
-        <w:rPr>
-          <w:sz w:val="28"/>
-          <w:szCs w:val="28"/>
-        </w:rPr>
-        <w:t xml:space="preserve"> 13)</w:t>
+        <w:t>5^(13−1) = 5^12 ≡ 1 (mod 13)</w:t>
       </w:r>
     </w:p>
     <w:p>
@@ -7792,23 +7515,7 @@
           <w:sz w:val="28"/>
           <w:szCs w:val="28"/>
         </w:rPr>
-        <w:t xml:space="preserve">  Ответ: 18^12 ≡ 1 (</w:t>
-      </w:r>
-      <w:proofErr w:type="spellStart"/>
-      <w:r>
-        <w:rPr>
-          <w:sz w:val="28"/>
-          <w:szCs w:val="28"/>
-        </w:rPr>
-        <w:t>mod</w:t>
-      </w:r>
-      <w:proofErr w:type="spellEnd"/>
-      <w:r>
-        <w:rPr>
-          <w:sz w:val="28"/>
-          <w:szCs w:val="28"/>
-        </w:rPr>
-        <w:t xml:space="preserve"> 13)</w:t>
+        <w:t xml:space="preserve">  Ответ: 18^12 ≡ 1 (mod 13)</w:t>
       </w:r>
     </w:p>
     <w:p>
@@ -7826,23 +7533,7 @@
           <w:sz w:val="28"/>
           <w:szCs w:val="28"/>
         </w:rPr>
-        <w:t>2) 12^7 (</w:t>
-      </w:r>
-      <w:proofErr w:type="spellStart"/>
-      <w:r>
-        <w:rPr>
-          <w:sz w:val="28"/>
-          <w:szCs w:val="28"/>
-        </w:rPr>
-        <w:t>mod</w:t>
-      </w:r>
-      <w:proofErr w:type="spellEnd"/>
-      <w:r>
-        <w:rPr>
-          <w:sz w:val="28"/>
-          <w:szCs w:val="28"/>
-        </w:rPr>
-        <w:t xml:space="preserve"> 7)</w:t>
+        <w:t>2) 12^7 (mod 7)</w:t>
       </w:r>
     </w:p>
     <w:p>
@@ -7860,39 +7551,7 @@
           <w:sz w:val="28"/>
           <w:szCs w:val="28"/>
         </w:rPr>
-        <w:t xml:space="preserve">  Шаг 1. Приведём основание: 12 </w:t>
-      </w:r>
-      <w:proofErr w:type="spellStart"/>
-      <w:r>
-        <w:rPr>
-          <w:sz w:val="28"/>
-          <w:szCs w:val="28"/>
-        </w:rPr>
-        <w:t>mod</w:t>
-      </w:r>
-      <w:proofErr w:type="spellEnd"/>
-      <w:r>
-        <w:rPr>
-          <w:sz w:val="28"/>
-          <w:szCs w:val="28"/>
-        </w:rPr>
-        <w:t xml:space="preserve"> 7 = 5, значит 12^7 ≡ 5^7 (</w:t>
-      </w:r>
-      <w:proofErr w:type="spellStart"/>
-      <w:r>
-        <w:rPr>
-          <w:sz w:val="28"/>
-          <w:szCs w:val="28"/>
-        </w:rPr>
-        <w:t>mod</w:t>
-      </w:r>
-      <w:proofErr w:type="spellEnd"/>
-      <w:r>
-        <w:rPr>
-          <w:sz w:val="28"/>
-          <w:szCs w:val="28"/>
-        </w:rPr>
-        <w:t xml:space="preserve"> 7).</w:t>
+        <w:t xml:space="preserve">  Шаг 1. Приведём основание: 12 mod 7 = 5, значит 12^7 ≡ 5^7 (mod 7).</w:t>
       </w:r>
     </w:p>
     <w:p>
@@ -7910,23 +7569,7 @@
           <w:sz w:val="28"/>
           <w:szCs w:val="28"/>
         </w:rPr>
-        <w:t xml:space="preserve">  Шаг 2. 7 — простое, </w:t>
-      </w:r>
-      <w:proofErr w:type="spellStart"/>
-      <w:r>
-        <w:rPr>
-          <w:sz w:val="28"/>
-          <w:szCs w:val="28"/>
-        </w:rPr>
-        <w:t>gcd</w:t>
-      </w:r>
-      <w:proofErr w:type="spellEnd"/>
-      <w:r>
-        <w:rPr>
-          <w:sz w:val="28"/>
-          <w:szCs w:val="28"/>
-        </w:rPr>
-        <w:t>(5, 7) = 1, применяем теорему Ферма:</w:t>
+        <w:t xml:space="preserve">  Шаг 2. 7 — простое, gcd(5, 7) = 1, применяем теорему Ферма:</w:t>
       </w:r>
       <w:r>
         <w:rPr>
@@ -7940,23 +7583,7 @@
           <w:sz w:val="28"/>
           <w:szCs w:val="28"/>
         </w:rPr>
-        <w:t>5^(7−1) = 5^6 ≡ 1 (</w:t>
-      </w:r>
-      <w:proofErr w:type="spellStart"/>
-      <w:r>
-        <w:rPr>
-          <w:sz w:val="28"/>
-          <w:szCs w:val="28"/>
-        </w:rPr>
-        <w:t>mod</w:t>
-      </w:r>
-      <w:proofErr w:type="spellEnd"/>
-      <w:r>
-        <w:rPr>
-          <w:sz w:val="28"/>
-          <w:szCs w:val="28"/>
-        </w:rPr>
-        <w:t xml:space="preserve"> 7)</w:t>
+        <w:t>5^(7−1) = 5^6 ≡ 1 (mod 7)</w:t>
       </w:r>
     </w:p>
     <w:p>
@@ -7988,23 +7615,7 @@
           <w:sz w:val="28"/>
           <w:szCs w:val="28"/>
         </w:rPr>
-        <w:t>5^7 = 5^6 · 5 ≡ 1 · 5 = 5 (</w:t>
-      </w:r>
-      <w:proofErr w:type="spellStart"/>
-      <w:r>
-        <w:rPr>
-          <w:sz w:val="28"/>
-          <w:szCs w:val="28"/>
-        </w:rPr>
-        <w:t>mod</w:t>
-      </w:r>
-      <w:proofErr w:type="spellEnd"/>
-      <w:r>
-        <w:rPr>
-          <w:sz w:val="28"/>
-          <w:szCs w:val="28"/>
-        </w:rPr>
-        <w:t xml:space="preserve"> 7)</w:t>
+        <w:t>5^7 = 5^6 · 5 ≡ 1 · 5 = 5 (mod 7)</w:t>
       </w:r>
     </w:p>
     <w:p>
@@ -8022,23 +7633,7 @@
           <w:sz w:val="28"/>
           <w:szCs w:val="28"/>
         </w:rPr>
-        <w:t xml:space="preserve">  Ответ: 12^7 ≡ 5 (</w:t>
-      </w:r>
-      <w:proofErr w:type="spellStart"/>
-      <w:r>
-        <w:rPr>
-          <w:sz w:val="28"/>
-          <w:szCs w:val="28"/>
-        </w:rPr>
-        <w:t>mod</w:t>
-      </w:r>
-      <w:proofErr w:type="spellEnd"/>
-      <w:r>
-        <w:rPr>
-          <w:sz w:val="28"/>
-          <w:szCs w:val="28"/>
-        </w:rPr>
-        <w:t xml:space="preserve"> 7)</w:t>
+        <w:t xml:space="preserve">  Ответ: 12^7 ≡ 5 (mod 7)</w:t>
       </w:r>
     </w:p>
     <w:p>
@@ -8223,7 +7818,6 @@
         <w:rPr>
           <w:sz w:val="28"/>
           <w:szCs w:val="28"/>
-          <w:lang w:val="en-US"/>
         </w:rPr>
       </w:pPr>
       <w:r>
@@ -8237,7 +7831,6 @@
         <w:rPr>
           <w:sz w:val="28"/>
           <w:szCs w:val="28"/>
-          <w:lang w:val="en-US"/>
         </w:rPr>
         <w:tab/>
       </w:r>
@@ -8252,7 +7845,6 @@
         <w:rPr>
           <w:sz w:val="28"/>
           <w:szCs w:val="28"/>
-          <w:lang w:val="en-US"/>
         </w:rPr>
         <w:t>:</w:t>
       </w:r>
@@ -8328,7 +7920,6 @@
         <w:rPr>
           <w:sz w:val="28"/>
           <w:szCs w:val="28"/>
-          <w:lang w:val="en-US"/>
         </w:rPr>
         <w:tab/>
       </w:r>
@@ -8337,14 +7928,7 @@
           <w:sz w:val="28"/>
           <w:szCs w:val="28"/>
         </w:rPr>
-        <w:t>Сложность</w:t>
-      </w:r>
-      <w:r>
-        <w:rPr>
-          <w:sz w:val="28"/>
-          <w:szCs w:val="28"/>
-        </w:rPr>
-        <w:t>:</w:t>
+        <w:t>Сложность:</w:t>
       </w:r>
     </w:p>
     <w:p>
